--- a/отчёт.docx
+++ b/отчёт.docx
@@ -50,21 +50,7 @@
           <w:sz w:val="28"/>
           <w:szCs w:val="28"/>
         </w:rPr>
-        <w:t>«</w:t>
-      </w:r>
-      <w:r>
-        <w:rPr>
-          <w:sz w:val="28"/>
-          <w:szCs w:val="28"/>
-        </w:rPr>
-        <w:t>Сравнение методов решения СЛАУ</w:t>
-      </w:r>
-      <w:r>
-        <w:rPr>
-          <w:sz w:val="28"/>
-          <w:szCs w:val="28"/>
-        </w:rPr>
-        <w:t>»</w:t>
+        <w:t>«Сравнение методов решения СЛАУ»</w:t>
       </w:r>
     </w:p>
     <w:p>
@@ -529,13 +515,7 @@
           <w:rPr>
             <w:rFonts w:ascii="Cambria Math" w:eastAsiaTheme="minorEastAsia" w:hAnsi="Cambria Math"/>
           </w:rPr>
-          <m:t>i</m:t>
-        </m:r>
-        <m:r>
-          <w:rPr>
-            <w:rFonts w:ascii="Cambria Math" w:eastAsiaTheme="minorEastAsia" w:hAnsi="Cambria Math"/>
-          </w:rPr>
-          <m:t>&lt;</m:t>
+          <m:t>i&lt;</m:t>
         </m:r>
         <m:r>
           <w:rPr>
@@ -820,13 +800,7 @@
           <w:rPr>
             <w:rFonts w:ascii="Cambria Math" w:eastAsiaTheme="minorEastAsia" w:hAnsi="Cambria Math"/>
           </w:rPr>
-          <m:t>i</m:t>
-        </m:r>
-        <m:r>
-          <w:rPr>
-            <w:rFonts w:ascii="Cambria Math" w:eastAsiaTheme="minorEastAsia" w:hAnsi="Cambria Math"/>
-          </w:rPr>
-          <m:t>=</m:t>
+          <m:t>i=</m:t>
         </m:r>
         <m:r>
           <w:rPr>
@@ -1575,6 +1549,7 @@
         </w:rPr>
         <w:t xml:space="preserve"> = </w:t>
       </w:r>
+      <w:proofErr w:type="spellStart"/>
       <w:r>
         <w:rPr>
           <w:rFonts w:eastAsiaTheme="minorEastAsia"/>
@@ -1582,12 +1557,14 @@
         </w:rPr>
         <w:t>Ux</w:t>
       </w:r>
+      <w:proofErr w:type="spellEnd"/>
       <w:r>
         <w:rPr>
           <w:rFonts w:eastAsiaTheme="minorEastAsia"/>
         </w:rPr>
         <w:t xml:space="preserve">, тогда </w:t>
       </w:r>
+      <w:proofErr w:type="spellStart"/>
       <w:r>
         <w:rPr>
           <w:rFonts w:eastAsiaTheme="minorEastAsia"/>
@@ -1595,6 +1572,7 @@
         </w:rPr>
         <w:t>LUx</w:t>
       </w:r>
+      <w:proofErr w:type="spellEnd"/>
       <w:r>
         <w:rPr>
           <w:rFonts w:eastAsiaTheme="minorEastAsia"/>
@@ -2156,16 +2134,7 @@
           <w:rPr>
             <w:rFonts w:ascii="Cambria Math" w:hAnsi="Cambria Math"/>
           </w:rPr>
-          <m:t>a</m:t>
-        </m:r>
-        <m:r>
-          <m:rPr>
-            <m:sty m:val="b"/>
-          </m:rPr>
-          <w:rPr>
-            <w:rFonts w:ascii="Cambria Math" w:hAnsi="Cambria Math"/>
-          </w:rPr>
-          <m:t xml:space="preserve"> </m:t>
+          <m:t xml:space="preserve">a </m:t>
         </m:r>
       </m:oMath>
       <w:r>
@@ -2193,7 +2162,15 @@
         <w:t xml:space="preserve"> </w:t>
       </w:r>
       <w:r>
-        <w:t>Классический процесс Грама — Шмидта выполняется следующим образом:</w:t>
+        <w:t xml:space="preserve">Классический процесс </w:t>
+      </w:r>
+      <w:proofErr w:type="spellStart"/>
+      <w:r>
+        <w:t>Грама</w:t>
+      </w:r>
+      <w:proofErr w:type="spellEnd"/>
+      <w:r>
+        <w:t> — Шмидта выполняется следующим образом:</w:t>
       </w:r>
     </w:p>
     <w:p>
@@ -3055,9 +3032,6 @@
     <w:p>
       <w:pPr>
         <w:ind w:left="-142"/>
-        <w:rPr>
-          <w:lang w:val="en-US"/>
-        </w:rPr>
       </w:pPr>
       <w:r>
         <w:t xml:space="preserve">Далее выполняется нормировка каждого из векторов </w:t>
@@ -3151,13 +3125,7 @@
               <w:rPr>
                 <w:rFonts w:ascii="Cambria Math" w:hAnsi="Cambria Math"/>
               </w:rPr>
-              <m:t>-</m:t>
-            </m:r>
-            <m:r>
-              <w:rPr>
-                <w:rFonts w:ascii="Cambria Math" w:hAnsi="Cambria Math"/>
-              </w:rPr>
-              <m:t>1</m:t>
+              <m:t>-1</m:t>
             </m:r>
           </m:sup>
         </m:sSup>
@@ -3238,13 +3206,7 @@
               <w:rPr>
                 <w:rFonts w:ascii="Cambria Math" w:eastAsiaTheme="minorEastAsia" w:hAnsi="Cambria Math"/>
               </w:rPr>
-              <m:t>-</m:t>
-            </m:r>
-            <m:r>
-              <w:rPr>
-                <w:rFonts w:ascii="Cambria Math" w:eastAsiaTheme="minorEastAsia" w:hAnsi="Cambria Math"/>
-              </w:rPr>
-              <m:t>1</m:t>
+              <m:t>-1</m:t>
             </m:r>
           </m:sup>
         </m:sSup>
@@ -3252,13 +3214,7 @@
           <w:rPr>
             <w:rFonts w:ascii="Cambria Math" w:eastAsiaTheme="minorEastAsia" w:hAnsi="Cambria Math"/>
           </w:rPr>
-          <m:t>A</m:t>
-        </m:r>
-        <m:r>
-          <w:rPr>
-            <w:rFonts w:ascii="Cambria Math" w:eastAsiaTheme="minorEastAsia" w:hAnsi="Cambria Math"/>
-          </w:rPr>
-          <m:t xml:space="preserve">= </m:t>
+          <m:t xml:space="preserve">A= </m:t>
         </m:r>
         <m:sSup>
           <m:sSupPr>
@@ -3392,13 +3348,7 @@
           <w:rPr>
             <w:rFonts w:ascii="Cambria Math" w:eastAsiaTheme="minorEastAsia" w:hAnsi="Cambria Math"/>
           </w:rPr>
-          <m:t>y</m:t>
-        </m:r>
-        <m:r>
-          <w:rPr>
-            <w:rFonts w:ascii="Cambria Math" w:eastAsiaTheme="minorEastAsia" w:hAnsi="Cambria Math"/>
-          </w:rPr>
-          <m:t>=</m:t>
+          <m:t>y=</m:t>
         </m:r>
         <m:sSup>
           <m:sSupPr>
@@ -3555,13 +3505,7 @@
         <w:rPr>
           <w:rFonts w:eastAsiaTheme="minorEastAsia"/>
         </w:rPr>
-        <w:t>первого</w:t>
-      </w:r>
-      <w:r>
-        <w:rPr>
-          <w:rFonts w:eastAsiaTheme="minorEastAsia"/>
-        </w:rPr>
-        <w:t xml:space="preserve"> уравнения, так как оно имеет вид </w:t>
+        <w:t xml:space="preserve">первого уравнения, так как оно имеет вид </w:t>
       </w:r>
       <m:oMath>
         <m:sSub>
@@ -3718,6 +3662,7 @@
           <w:rFonts w:eastAsiaTheme="minorEastAsia"/>
         </w:rPr>
       </w:pPr>
+      <w:proofErr w:type="spellStart"/>
       <w:r>
         <w:rPr>
           <w:rFonts w:eastAsiaTheme="minorEastAsia"/>
@@ -3725,6 +3670,7 @@
         </w:rPr>
         <w:t>slau</w:t>
       </w:r>
+      <w:proofErr w:type="spellEnd"/>
       <w:r>
         <w:rPr>
           <w:rFonts w:eastAsiaTheme="minorEastAsia"/>
@@ -3744,6 +3690,7 @@
         </w:rPr>
         <w:t>.</w:t>
       </w:r>
+      <w:proofErr w:type="spellStart"/>
       <w:r>
         <w:rPr>
           <w:rFonts w:eastAsiaTheme="minorEastAsia"/>
@@ -3751,6 +3698,7 @@
         </w:rPr>
         <w:t>cpp</w:t>
       </w:r>
+      <w:proofErr w:type="spellEnd"/>
       <w:r>
         <w:rPr>
           <w:rFonts w:eastAsiaTheme="minorEastAsia"/>
@@ -3863,12 +3811,14 @@
           <w:rFonts w:eastAsiaTheme="minorEastAsia"/>
         </w:rPr>
       </w:pPr>
+      <w:proofErr w:type="spellStart"/>
       <w:r>
         <w:rPr>
           <w:rFonts w:eastAsiaTheme="minorEastAsia"/>
         </w:rPr>
         <w:t>LUsolve</w:t>
       </w:r>
+      <w:proofErr w:type="spellEnd"/>
     </w:p>
     <w:p>
       <w:pPr>
@@ -3923,12 +3873,14 @@
           <w:rFonts w:eastAsiaTheme="minorEastAsia"/>
         </w:rPr>
       </w:pPr>
+      <w:proofErr w:type="spellStart"/>
       <w:r>
         <w:rPr>
           <w:rFonts w:eastAsiaTheme="minorEastAsia"/>
         </w:rPr>
         <w:t>projection</w:t>
       </w:r>
+      <w:proofErr w:type="spellEnd"/>
     </w:p>
     <w:p>
       <w:pPr>
@@ -4009,12 +3961,14 @@
           <w:rFonts w:eastAsiaTheme="minorEastAsia"/>
         </w:rPr>
       </w:pPr>
+      <w:proofErr w:type="spellStart"/>
       <w:r>
         <w:rPr>
           <w:rFonts w:eastAsiaTheme="minorEastAsia"/>
         </w:rPr>
         <w:t>vectorSum</w:t>
       </w:r>
+      <w:proofErr w:type="spellEnd"/>
     </w:p>
     <w:p>
       <w:pPr>
@@ -4041,12 +3995,14 @@
           <w:rFonts w:eastAsiaTheme="minorEastAsia"/>
         </w:rPr>
       </w:pPr>
+      <w:proofErr w:type="spellStart"/>
       <w:r>
         <w:rPr>
           <w:rFonts w:eastAsiaTheme="minorEastAsia"/>
         </w:rPr>
         <w:t>transpose</w:t>
       </w:r>
+      <w:proofErr w:type="spellEnd"/>
     </w:p>
     <w:p>
       <w:pPr>
@@ -4059,7 +4015,21 @@
         <w:rPr>
           <w:rFonts w:eastAsiaTheme="minorEastAsia"/>
         </w:rPr>
-        <w:t>Транспонирует квадратную матрицу A, результат записывает в At.</w:t>
+        <w:t xml:space="preserve">Транспонирует квадратную матрицу A, результат записывает в </w:t>
+      </w:r>
+      <w:proofErr w:type="spellStart"/>
+      <w:r>
+        <w:rPr>
+          <w:rFonts w:eastAsiaTheme="minorEastAsia"/>
+        </w:rPr>
+        <w:t>At</w:t>
+      </w:r>
+      <w:proofErr w:type="spellEnd"/>
+      <w:r>
+        <w:rPr>
+          <w:rFonts w:eastAsiaTheme="minorEastAsia"/>
+        </w:rPr>
+        <w:t>.</w:t>
       </w:r>
     </w:p>
     <w:p>
@@ -4073,12 +4043,14 @@
           <w:rFonts w:eastAsiaTheme="minorEastAsia"/>
         </w:rPr>
       </w:pPr>
+      <w:proofErr w:type="spellStart"/>
       <w:r>
         <w:rPr>
           <w:rFonts w:eastAsiaTheme="minorEastAsia"/>
         </w:rPr>
         <w:t>Qmatrix</w:t>
       </w:r>
+      <w:proofErr w:type="spellEnd"/>
     </w:p>
     <w:p>
       <w:pPr>
@@ -4105,12 +4077,14 @@
           <w:rFonts w:eastAsiaTheme="minorEastAsia"/>
         </w:rPr>
       </w:pPr>
+      <w:proofErr w:type="spellStart"/>
       <w:r>
         <w:rPr>
           <w:rFonts w:eastAsiaTheme="minorEastAsia"/>
         </w:rPr>
         <w:t>Rmatrix</w:t>
       </w:r>
+      <w:proofErr w:type="spellEnd"/>
     </w:p>
     <w:p>
       <w:pPr>
@@ -4182,12 +4156,14 @@
           <w:rFonts w:eastAsiaTheme="minorEastAsia"/>
         </w:rPr>
       </w:pPr>
+      <w:proofErr w:type="spellStart"/>
       <w:r>
         <w:rPr>
           <w:rFonts w:eastAsiaTheme="minorEastAsia"/>
         </w:rPr>
         <w:t>QRsolve</w:t>
       </w:r>
+      <w:proofErr w:type="spellEnd"/>
     </w:p>
     <w:p>
       <w:pPr>
@@ -4299,6 +4275,7 @@
         </w:rPr>
         <w:t>.</w:t>
       </w:r>
+      <w:proofErr w:type="spellStart"/>
       <w:r>
         <w:rPr>
           <w:rFonts w:eastAsiaTheme="minorEastAsia"/>
@@ -4306,6 +4283,7 @@
         </w:rPr>
         <w:t>cpp</w:t>
       </w:r>
+      <w:proofErr w:type="spellEnd"/>
       <w:r>
         <w:rPr>
           <w:rFonts w:eastAsiaTheme="minorEastAsia"/>
@@ -4330,12 +4308,14 @@
           <w:rFonts w:eastAsiaTheme="minorEastAsia"/>
         </w:rPr>
       </w:pPr>
+      <w:proofErr w:type="spellStart"/>
       <w:r>
         <w:rPr>
           <w:rFonts w:eastAsiaTheme="minorEastAsia"/>
         </w:rPr>
         <w:t>residual</w:t>
       </w:r>
+      <w:proofErr w:type="spellEnd"/>
     </w:p>
     <w:p>
       <w:pPr>
@@ -4416,12 +4396,14 @@
           <w:rFonts w:eastAsiaTheme="minorEastAsia"/>
         </w:rPr>
       </w:pPr>
+      <w:proofErr w:type="spellStart"/>
       <w:r>
         <w:rPr>
           <w:rFonts w:eastAsiaTheme="minorEastAsia"/>
         </w:rPr>
         <w:t>relativeError</w:t>
       </w:r>
+      <w:proofErr w:type="spellEnd"/>
     </w:p>
     <w:p>
       <w:pPr>
@@ -4672,12 +4654,14 @@
           <w:rFonts w:eastAsiaTheme="minorEastAsia"/>
         </w:rPr>
       </w:pPr>
+      <w:proofErr w:type="spellStart"/>
       <w:r>
         <w:rPr>
           <w:rFonts w:eastAsiaTheme="minorEastAsia"/>
         </w:rPr>
         <w:t>HilbertMatrix</w:t>
       </w:r>
+      <w:proofErr w:type="spellEnd"/>
     </w:p>
     <w:p>
       <w:pPr>
@@ -4768,6 +4752,7 @@
           <w:rFonts w:eastAsiaTheme="minorEastAsia"/>
         </w:rPr>
       </w:pPr>
+      <w:proofErr w:type="spellStart"/>
       <w:r>
         <w:rPr>
           <w:rFonts w:eastAsiaTheme="minorEastAsia"/>
@@ -4775,6 +4760,7 @@
         <w:lastRenderedPageBreak/>
         <w:t>generateMatrix</w:t>
       </w:r>
+      <w:proofErr w:type="spellEnd"/>
     </w:p>
     <w:p>
       <w:pPr>
@@ -4828,12 +4814,14 @@
           <w:rFonts w:eastAsiaTheme="minorEastAsia"/>
         </w:rPr>
       </w:pPr>
+      <w:proofErr w:type="spellStart"/>
       <w:r>
         <w:rPr>
           <w:rFonts w:eastAsiaTheme="minorEastAsia"/>
         </w:rPr>
         <w:t>generateAnswers</w:t>
       </w:r>
+      <w:proofErr w:type="spellEnd"/>
     </w:p>
     <w:p>
       <w:pPr>
@@ -4887,12 +4875,14 @@
           <w:rFonts w:eastAsiaTheme="minorEastAsia"/>
         </w:rPr>
       </w:pPr>
+      <w:proofErr w:type="spellStart"/>
       <w:r>
         <w:rPr>
           <w:rFonts w:eastAsiaTheme="minorEastAsia"/>
         </w:rPr>
         <w:t>LU_time</w:t>
       </w:r>
+      <w:proofErr w:type="spellEnd"/>
     </w:p>
     <w:p>
       <w:pPr>
@@ -4919,12 +4909,14 @@
           <w:rFonts w:eastAsiaTheme="minorEastAsia"/>
         </w:rPr>
       </w:pPr>
+      <w:proofErr w:type="spellStart"/>
       <w:r>
         <w:rPr>
           <w:rFonts w:eastAsiaTheme="minorEastAsia"/>
         </w:rPr>
         <w:t>LUsolution_time</w:t>
       </w:r>
+      <w:proofErr w:type="spellEnd"/>
     </w:p>
     <w:p>
       <w:pPr>
@@ -4937,7 +4929,21 @@
         <w:rPr>
           <w:rFonts w:eastAsiaTheme="minorEastAsia"/>
         </w:rPr>
-        <w:t>Измеряет время решения системы через LU-разложение (LUsolve) в миллисекундах.</w:t>
+        <w:t>Измеряет время решения системы через LU-разложение (</w:t>
+      </w:r>
+      <w:proofErr w:type="spellStart"/>
+      <w:r>
+        <w:rPr>
+          <w:rFonts w:eastAsiaTheme="minorEastAsia"/>
+        </w:rPr>
+        <w:t>LUsolve</w:t>
+      </w:r>
+      <w:proofErr w:type="spellEnd"/>
+      <w:r>
+        <w:rPr>
+          <w:rFonts w:eastAsiaTheme="minorEastAsia"/>
+        </w:rPr>
+        <w:t>) в миллисекундах.</w:t>
       </w:r>
     </w:p>
     <w:p>
@@ -4951,12 +4957,14 @@
           <w:rFonts w:eastAsiaTheme="minorEastAsia"/>
         </w:rPr>
       </w:pPr>
+      <w:proofErr w:type="spellStart"/>
       <w:r>
         <w:rPr>
           <w:rFonts w:eastAsiaTheme="minorEastAsia"/>
         </w:rPr>
         <w:t>Qmatrix_time</w:t>
       </w:r>
+      <w:proofErr w:type="spellEnd"/>
     </w:p>
     <w:p>
       <w:pPr>
@@ -4983,12 +4991,14 @@
           <w:rFonts w:eastAsiaTheme="minorEastAsia"/>
         </w:rPr>
       </w:pPr>
+      <w:proofErr w:type="spellStart"/>
       <w:r>
         <w:rPr>
           <w:rFonts w:eastAsiaTheme="minorEastAsia"/>
         </w:rPr>
         <w:t>Rmatrix_time</w:t>
       </w:r>
+      <w:proofErr w:type="spellEnd"/>
     </w:p>
     <w:p>
       <w:pPr>
@@ -5015,12 +5025,14 @@
           <w:rFonts w:eastAsiaTheme="minorEastAsia"/>
         </w:rPr>
       </w:pPr>
+      <w:proofErr w:type="spellStart"/>
       <w:r>
         <w:rPr>
           <w:rFonts w:eastAsiaTheme="minorEastAsia"/>
         </w:rPr>
         <w:t>QRsolution_time</w:t>
       </w:r>
+      <w:proofErr w:type="spellEnd"/>
     </w:p>
     <w:p>
       <w:pPr>
@@ -5033,7 +5045,21 @@
         <w:rPr>
           <w:rFonts w:eastAsiaTheme="minorEastAsia"/>
         </w:rPr>
-        <w:t>Измеряет время решения системы через QR-разложение (QRsolve) в миллисекундах.</w:t>
+        <w:t>Измеряет время решения системы через QR-разложение (</w:t>
+      </w:r>
+      <w:proofErr w:type="spellStart"/>
+      <w:r>
+        <w:rPr>
+          <w:rFonts w:eastAsiaTheme="minorEastAsia"/>
+        </w:rPr>
+        <w:t>QRsolve</w:t>
+      </w:r>
+      <w:proofErr w:type="spellEnd"/>
+      <w:r>
+        <w:rPr>
+          <w:rFonts w:eastAsiaTheme="minorEastAsia"/>
+        </w:rPr>
+        <w:t>) в миллисекундах.</w:t>
       </w:r>
     </w:p>
     <w:p>
@@ -5060,6 +5086,7 @@
         </w:rPr>
         <w:t>.</w:t>
       </w:r>
+      <w:proofErr w:type="spellStart"/>
       <w:r>
         <w:rPr>
           <w:rFonts w:eastAsiaTheme="minorEastAsia"/>
@@ -5067,6 +5094,7 @@
         </w:rPr>
         <w:t>cpp</w:t>
       </w:r>
+      <w:proofErr w:type="spellEnd"/>
       <w:r>
         <w:rPr>
           <w:rFonts w:eastAsiaTheme="minorEastAsia"/>
@@ -5091,12 +5119,14 @@
           <w:rFonts w:eastAsiaTheme="minorEastAsia"/>
         </w:rPr>
       </w:pPr>
+      <w:proofErr w:type="spellStart"/>
       <w:r>
         <w:rPr>
           <w:rFonts w:eastAsiaTheme="minorEastAsia"/>
         </w:rPr>
         <w:t>timeComparison</w:t>
       </w:r>
+      <w:proofErr w:type="spellEnd"/>
     </w:p>
     <w:p>
       <w:pPr>
@@ -5123,12 +5153,14 @@
           <w:rFonts w:eastAsiaTheme="minorEastAsia"/>
         </w:rPr>
       </w:pPr>
+      <w:proofErr w:type="spellStart"/>
       <w:r>
         <w:rPr>
           <w:rFonts w:eastAsiaTheme="minorEastAsia"/>
         </w:rPr>
         <w:t>multipleAnswers</w:t>
       </w:r>
+      <w:proofErr w:type="spellEnd"/>
     </w:p>
     <w:p>
       <w:pPr>
@@ -5155,12 +5187,14 @@
           <w:rFonts w:eastAsiaTheme="minorEastAsia"/>
         </w:rPr>
       </w:pPr>
+      <w:proofErr w:type="spellStart"/>
       <w:r>
         <w:rPr>
           <w:rFonts w:eastAsiaTheme="minorEastAsia"/>
         </w:rPr>
         <w:t>illConditionedMatrices</w:t>
       </w:r>
+      <w:proofErr w:type="spellEnd"/>
     </w:p>
     <w:p>
       <w:pPr>
@@ -5246,10 +5280,10 @@
             <v:path o:extrusionok="f" gradientshapeok="t" o:connecttype="rect"/>
             <o:lock v:ext="edit" aspectratio="t"/>
           </v:shapetype>
-          <v:shape id="_x0000_i1109" type="#_x0000_t75" style="width:525.9pt;height:83.25pt" o:ole="">
+          <v:shape id="_x0000_i1025" type="#_x0000_t75" style="width:525.5pt;height:83pt" o:ole="">
             <v:imagedata r:id="rId6" o:title=""/>
           </v:shape>
-          <o:OLEObject Type="Embed" ProgID="Excel.Sheet.12" ShapeID="_x0000_i1109" DrawAspect="Content" ObjectID="_1835743502" r:id="rId7"/>
+          <o:OLEObject Type="Embed" ProgID="Excel.Sheet.12" ShapeID="_x0000_i1025" DrawAspect="Content" ObjectID="_1835765025" r:id="rId7"/>
         </w:object>
       </w:r>
     </w:p>
@@ -5284,6 +5318,7 @@
         </w:rPr>
         <w:t xml:space="preserve">и </w:t>
       </w:r>
+      <w:proofErr w:type="spellStart"/>
       <w:r>
         <w:rPr>
           <w:rFonts w:eastAsiaTheme="minorEastAsia"/>
@@ -5291,6 +5326,7 @@
         </w:rPr>
         <w:t>LUsolution</w:t>
       </w:r>
+      <w:proofErr w:type="spellEnd"/>
       <w:r>
         <w:rPr>
           <w:rFonts w:eastAsiaTheme="minorEastAsia"/>
@@ -5365,10 +5401,10 @@
           <w:rFonts w:eastAsiaTheme="minorEastAsia"/>
         </w:rPr>
         <w:object w:dxaOrig="12590" w:dyaOrig="1544" w14:anchorId="16A0F84A">
-          <v:shape id="_x0000_i1144" type="#_x0000_t75" style="width:571pt;height:70.1pt" o:ole="">
+          <v:shape id="_x0000_i1026" type="#_x0000_t75" style="width:571pt;height:70pt" o:ole="">
             <v:imagedata r:id="rId8" o:title=""/>
           </v:shape>
-          <o:OLEObject Type="Embed" ProgID="Excel.Sheet.12" ShapeID="_x0000_i1144" DrawAspect="Content" ObjectID="_1835743503" r:id="rId9"/>
+          <o:OLEObject Type="Embed" ProgID="Excel.Sheet.12" ShapeID="_x0000_i1026" DrawAspect="Content" ObjectID="_1835765026" r:id="rId9"/>
         </w:object>
       </w:r>
     </w:p>
@@ -5983,9 +6019,6 @@
     <w:p>
       <w:pPr>
         <w:ind w:left="-993" w:firstLine="426"/>
-        <w:rPr>
-          <w:lang w:val="en-US"/>
-        </w:rPr>
       </w:pPr>
       <w:r>
         <w:rPr>
@@ -5993,6 +6026,78 @@
           <w:bCs/>
         </w:rPr>
         <w:t xml:space="preserve">Выводы: </w:t>
+      </w:r>
+      <w:r>
+        <w:t xml:space="preserve">в результате </w:t>
+      </w:r>
+      <w:r>
+        <w:t xml:space="preserve">сравнительного анализа </w:t>
+      </w:r>
+      <w:r>
+        <w:t>сделан вывод</w:t>
+      </w:r>
+      <w:r>
+        <w:t xml:space="preserve">, что метод </w:t>
+      </w:r>
+      <w:r>
+        <w:rPr>
+          <w:lang w:val="en-US"/>
+        </w:rPr>
+        <w:t>LU</w:t>
+      </w:r>
+      <w:r>
+        <w:t>-разложения</w:t>
+      </w:r>
+      <w:r>
+        <w:t xml:space="preserve"> </w:t>
+      </w:r>
+      <w:r>
+        <w:t>эффективнее по времени работы</w:t>
+      </w:r>
+      <w:r>
+        <w:t xml:space="preserve"> и точност</w:t>
+      </w:r>
+      <w:r>
+        <w:t>и</w:t>
+      </w:r>
+      <w:r>
+        <w:t xml:space="preserve"> решения</w:t>
+      </w:r>
+      <w:r>
+        <w:t xml:space="preserve"> СЛАУ</w:t>
+      </w:r>
+      <w:r>
+        <w:t xml:space="preserve"> </w:t>
+      </w:r>
+      <w:r>
+        <w:t xml:space="preserve">относительно </w:t>
+      </w:r>
+      <w:r>
+        <w:rPr>
+          <w:lang w:val="en-US"/>
+        </w:rPr>
+        <w:t>QR</w:t>
+      </w:r>
+      <w:r>
+        <w:t>-</w:t>
+      </w:r>
+      <w:r>
+        <w:t>разложения</w:t>
+      </w:r>
+      <w:r>
+        <w:t xml:space="preserve"> и имеет преимущество при решении систем с несколькими правыми частями. </w:t>
+      </w:r>
+      <w:r>
+        <w:t xml:space="preserve"> </w:t>
+      </w:r>
+      <w:r>
+        <w:t xml:space="preserve"> </w:t>
+      </w:r>
+      <w:r>
+        <w:t xml:space="preserve"> </w:t>
+      </w:r>
+      <w:r>
+        <w:t xml:space="preserve"> </w:t>
       </w:r>
     </w:p>
     <w:p>
@@ -7208,6 +7313,7 @@
   <w:style w:type="character" w:default="1" w:styleId="a0">
     <w:name w:val="Default Paragraph Font"/>
     <w:uiPriority w:val="1"/>
+    <w:semiHidden/>
     <w:unhideWhenUsed/>
   </w:style>
   <w:style w:type="table" w:default="1" w:styleId="a1">
